--- a/data/exports/sequences-and-series_revision_notes.docx
+++ b/data/exports/sequences-and-series_revision_notes.docx
@@ -189,7 +189,7 @@
                 <w:color w:val="2D3748"/>
                 <w:sz w:val="19"/>
               </w:rPr>
-              <w:t>Sequences And Series - Core Application</w:t>
+              <w:t>Arithmetic &amp; Geometric Progressions (AP, GP, AGP)</w:t>
             </w:r>
           </w:p>
         </w:tc>
@@ -209,7 +209,7 @@
               <w:rPr>
                 <w:sz w:val="19"/>
               </w:rPr>
-              <w:t>32 PYQs</w:t>
+              <w:t>24 PYQs</w:t>
             </w:r>
           </w:p>
         </w:tc>
@@ -230,7 +230,94 @@
                 <w:color w:val="718096"/>
                 <w:sz w:val="19"/>
               </w:rPr>
-              <w:t>General Concept</w:t>
+              <w:t>Progressions</w:t>
+            </w:r>
+          </w:p>
+        </w:tc>
+      </w:tr>
+      <w:tr>
+        <w:tc>
+          <w:tcPr>
+            <w:tcW w:type="dxa" w:w="2160"/>
+            <w:shd w:fill="FFFFFF"/>
+            <w:tcMar>
+              <w:top w:w="80" w:type="dxa"/>
+              <w:bottom w:w="80" w:type="dxa"/>
+              <w:left w:w="150" w:type="dxa"/>
+              <w:right w:w="150" w:type="dxa"/>
+            </w:tcMar>
+          </w:tcPr>
+          <w:p>
+            <w:r>
+              <w:rPr>
+                <w:b/>
+                <w:color w:val="2B6CB0"/>
+                <w:sz w:val="19"/>
+              </w:rPr>
+              <w:t>High</w:t>
+            </w:r>
+          </w:p>
+        </w:tc>
+        <w:tc>
+          <w:tcPr>
+            <w:tcW w:type="dxa" w:w="4320"/>
+            <w:shd w:fill="FFFFFF"/>
+            <w:tcMar>
+              <w:top w:w="80" w:type="dxa"/>
+              <w:bottom w:w="80" w:type="dxa"/>
+              <w:left w:w="150" w:type="dxa"/>
+              <w:right w:w="150" w:type="dxa"/>
+            </w:tcMar>
+          </w:tcPr>
+          <w:p>
+            <w:r>
+              <w:rPr>
+                <w:b/>
+                <w:color w:val="2D3748"/>
+                <w:sz w:val="19"/>
+              </w:rPr>
+              <w:t>AM-GM-HM Inequality &amp; Telescoping Series</w:t>
+            </w:r>
+          </w:p>
+        </w:tc>
+        <w:tc>
+          <w:tcPr>
+            <w:tcW w:type="dxa" w:w="1728"/>
+            <w:shd w:fill="FFFFFF"/>
+            <w:tcMar>
+              <w:top w:w="80" w:type="dxa"/>
+              <w:bottom w:w="80" w:type="dxa"/>
+              <w:left w:w="150" w:type="dxa"/>
+              <w:right w:w="150" w:type="dxa"/>
+            </w:tcMar>
+          </w:tcPr>
+          <w:p>
+            <w:r>
+              <w:rPr>
+                <w:sz w:val="19"/>
+              </w:rPr>
+              <w:t>8 PYQs</w:t>
+            </w:r>
+          </w:p>
+        </w:tc>
+        <w:tc>
+          <w:tcPr>
+            <w:tcW w:type="dxa" w:w="1872"/>
+            <w:shd w:fill="FFFFFF"/>
+            <w:tcMar>
+              <w:top w:w="80" w:type="dxa"/>
+              <w:bottom w:w="80" w:type="dxa"/>
+              <w:left w:w="150" w:type="dxa"/>
+              <w:right w:w="150" w:type="dxa"/>
+            </w:tcMar>
+          </w:tcPr>
+          <w:p>
+            <w:r>
+              <w:rPr>
+                <w:color w:val="718096"/>
+                <w:sz w:val="19"/>
+              </w:rPr>
+              <w:t>Inequalities &amp; Sigma</w:t>
             </w:r>
           </w:p>
         </w:tc>
@@ -311,6 +398,98 @@
           </w:p>
         </w:tc>
       </w:tr>
+      <w:tr>
+        <w:tc>
+          <w:tcPr>
+            <w:tcW w:type="dxa" w:w="3600"/>
+            <w:shd w:fill="F7FAFC"/>
+            <w:tcMar>
+              <w:top w:w="100" w:type="dxa"/>
+              <w:bottom w:w="100" w:type="dxa"/>
+              <w:left w:w="150" w:type="dxa"/>
+              <w:right w:w="150" w:type="dxa"/>
+            </w:tcMar>
+          </w:tcPr>
+          <w:p>
+            <w:r>
+              <w:rPr>
+                <w:b/>
+                <w:color w:val="1A365D"/>
+                <w:sz w:val="19"/>
+              </w:rPr>
+              <w:t>Arithmetic &amp; Geometric Progressions (AP, GP, AGP)</w:t>
+            </w:r>
+          </w:p>
+        </w:tc>
+        <w:tc>
+          <w:tcPr>
+            <w:tcW w:type="dxa" w:w="6480"/>
+            <w:shd w:fill="F7FAFC"/>
+            <w:tcMar>
+              <w:top w:w="100" w:type="dxa"/>
+              <w:bottom w:w="100" w:type="dxa"/>
+              <w:left w:w="150" w:type="dxa"/>
+              <w:right w:w="150" w:type="dxa"/>
+            </w:tcMar>
+          </w:tcPr>
+          <w:p>
+            <w:r>
+              <w:rPr>
+                <w:rFonts w:ascii="Cambria Math" w:hAnsi="Cambria Math"/>
+                <w:color w:val="2D3748"/>
+                <w:sz w:val="19"/>
+              </w:rPr>
+              <w:t>S_n = \frac{n}{2}[2a + (n-1)d], \quad S_n = \frac{a(1 - r^n)}{1 - r}, \quad S_\infty = \frac{a}{1 - r} \; (|r| &lt; 1), \quad T_n = S_n - S_{n-1}</w:t>
+            </w:r>
+          </w:p>
+        </w:tc>
+      </w:tr>
+      <w:tr>
+        <w:tc>
+          <w:tcPr>
+            <w:tcW w:type="dxa" w:w="3600"/>
+            <w:shd w:fill="FFFFFF"/>
+            <w:tcMar>
+              <w:top w:w="100" w:type="dxa"/>
+              <w:bottom w:w="100" w:type="dxa"/>
+              <w:left w:w="150" w:type="dxa"/>
+              <w:right w:w="150" w:type="dxa"/>
+            </w:tcMar>
+          </w:tcPr>
+          <w:p>
+            <w:r>
+              <w:rPr>
+                <w:b/>
+                <w:color w:val="1A365D"/>
+                <w:sz w:val="19"/>
+              </w:rPr>
+              <w:t>AM-GM-HM Inequality &amp; Telescoping Series</w:t>
+            </w:r>
+          </w:p>
+        </w:tc>
+        <w:tc>
+          <w:tcPr>
+            <w:tcW w:type="dxa" w:w="6480"/>
+            <w:shd w:fill="FFFFFF"/>
+            <w:tcMar>
+              <w:top w:w="100" w:type="dxa"/>
+              <w:bottom w:w="100" w:type="dxa"/>
+              <w:left w:w="150" w:type="dxa"/>
+              <w:right w:w="150" w:type="dxa"/>
+            </w:tcMar>
+          </w:tcPr>
+          <w:p>
+            <w:r>
+              <w:rPr>
+                <w:rFonts w:ascii="Cambria Math" w:hAnsi="Cambria Math"/>
+                <w:color w:val="2D3748"/>
+                <w:sz w:val="19"/>
+              </w:rPr>
+              <w:t>\frac{a + b}{2} \ge \sqrt{ab} \ge \frac{2ab}{a+b}, \quad \Sigma n^2 = \frac{n(n+1)(2n+1)}{6}, \quad \Sigma n^3 = [\Sigma n]^2, \quad \frac{1}{n(n+1)} = \frac{1}{n} - \frac{1}{n+1}</w:t>
+            </w:r>
+          </w:p>
+        </w:tc>
+      </w:tr>
     </w:tbl>
     <w:p>
       <w:pPr>
@@ -338,7 +517,7 @@
           <w:color w:val="2B6CB0"/>
           <w:sz w:val="24"/>
         </w:rPr>
-        <w:t>3.1 Sequences And Series - Core Application (Very High Yield — 32 PYQs)</w:t>
+        <w:t>3.1 Arithmetic &amp; Geometric Progressions (AP, GP, AGP) (Very High Yield — 24 PYQs)</w:t>
       </w:r>
     </w:p>
     <w:p>
@@ -353,7 +532,7 @@
         <w:rPr>
           <w:sz w:val="20"/>
         </w:rPr>
-        <w:t>Key problem pattern in Sequences And Series.</w:t>
+        <w:t>nth term and sum formulas for AP and GP, infinite geometric series convergence, and Arithmetico-Geometric series summation.</w:t>
       </w:r>
     </w:p>
     <w:tbl>
@@ -391,7 +570,7 @@
                 <w:color w:val="2D3748"/>
                 <w:sz w:val="19"/>
               </w:rPr>
-              <w:t>Watch for algebraic and sign errors.</w:t>
+              <w:t>The formula S_∞ = (a / 1 - r) is valid ONLY when |r| &lt; 1. If |r| ≥ 1, the infinite series diverges.</w:t>
             </w:r>
           </w:p>
         </w:tc>
@@ -432,7 +611,215 @@
                 <w:color w:val="2D3748"/>
                 <w:sz w:val="19"/>
               </w:rPr>
-              <w:t>Verify dimensions and boundary conditions.</w:t>
+              <w:t>To choose 3 terms in AP: a - d, a, a + d (sum eliminates d). In GP: a/r, a, ar (product eliminates r).</w:t>
+            </w:r>
+          </w:p>
+        </w:tc>
+      </w:tr>
+    </w:tbl>
+    <w:p>
+      <w:pPr>
+        <w:spacing w:before="120" w:after="40"/>
+      </w:pPr>
+      <w:r>
+        <w:rPr>
+          <w:b/>
+          <w:color w:val="1A365D"/>
+          <w:sz w:val="19"/>
+        </w:rPr>
+        <w:t>Source PYQs testing this concept:</w:t>
+      </w:r>
+    </w:p>
+    <w:p>
+      <w:pPr>
+        <w:pStyle w:val="ListBullet"/>
+        <w:spacing w:after="40"/>
+      </w:pPr>
+      <w:r>
+        <w:rPr>
+          <w:b/>
+          <w:sz w:val="18"/>
+        </w:rPr>
+        <w:t xml:space="preserve">[2026 Morning Shift] Q#1 (MCQ): </w:t>
+      </w:r>
+      <w:r>
+        <w:rPr>
+          <w:sz w:val="18"/>
+        </w:rPr>
+        <w:t xml:space="preserve">"The sum of the first ten terms of an A.P. is 160 and the sum of the first two terms of a G.P. is 8 . If the first term of the A.P. is equal ..."  </w:t>
+      </w:r>
+      <w:r>
+        <w:rPr>
+          <w:b/>
+          <w:color w:val="2B6CB0"/>
+          <w:sz w:val="18"/>
+        </w:rPr>
+        <w:t>[Ans: A]</w:t>
+      </w:r>
+    </w:p>
+    <w:p>
+      <w:pPr>
+        <w:pStyle w:val="ListBullet"/>
+        <w:spacing w:after="40"/>
+      </w:pPr>
+      <w:r>
+        <w:rPr>
+          <w:b/>
+          <w:sz w:val="18"/>
+        </w:rPr>
+        <w:t xml:space="preserve">[2026 Morning Shift] Q#1 (MCQ): </w:t>
+      </w:r>
+      <w:r>
+        <w:rPr>
+          <w:sz w:val="18"/>
+        </w:rPr>
+        <w:t xml:space="preserve">"Let 729,81,9,1,... be a sequence and P_(n) denote the product of the first n terms of this sequence. If $2\sum_{n=1}^{40}(P_{n})^{\f..."  </w:t>
+      </w:r>
+      <w:r>
+        <w:rPr>
+          <w:b/>
+          <w:color w:val="2B6CB0"/>
+          <w:sz w:val="18"/>
+        </w:rPr>
+        <w:t>[Ans: N/A]</w:t>
+      </w:r>
+    </w:p>
+    <w:p>
+      <w:pPr>
+        <w:pStyle w:val="ListBullet"/>
+        <w:spacing w:after="40"/>
+      </w:pPr>
+      <w:r>
+        <w:rPr>
+          <w:b/>
+          <w:sz w:val="18"/>
+        </w:rPr>
+        <w:t xml:space="preserve">[2026 Evening Shift] Q#2 (MCQ): </w:t>
+      </w:r>
+      <w:r>
+        <w:rPr>
+          <w:sz w:val="18"/>
+        </w:rPr>
+        <w:t xml:space="preserve">"Consider the quadratic equation (n^2-2n+2)x^2-3x+(n^2-2n+2)^2=0,n ∈ R . Let α be the minimum value of the product of its ..."  </w:t>
+      </w:r>
+      <w:r>
+        <w:rPr>
+          <w:b/>
+          <w:color w:val="2B6CB0"/>
+          <w:sz w:val="18"/>
+        </w:rPr>
+        <w:t>[Ans: C]</w:t>
+      </w:r>
+    </w:p>
+    <w:p>
+      <w:pPr>
+        <w:spacing w:after="120"/>
+      </w:pPr>
+    </w:p>
+    <w:p>
+      <w:pPr>
+        <w:pStyle w:val="Heading2"/>
+      </w:pPr>
+      <w:r>
+        <w:rPr>
+          <w:color w:val="2B6CB0"/>
+          <w:sz w:val="24"/>
+        </w:rPr>
+        <w:t>3.2 AM-GM-HM Inequality &amp; Telescoping Series (High Yield — 8 PYQs)</w:t>
+      </w:r>
+    </w:p>
+    <w:p>
+      <w:r>
+        <w:rPr>
+          <w:b/>
+          <w:sz w:val="20"/>
+        </w:rPr>
+        <w:t xml:space="preserve">Core Principle: </w:t>
+      </w:r>
+      <w:r>
+        <w:rPr>
+          <w:sz w:val="20"/>
+        </w:rPr>
+        <w:t>Arithmetic, geometric, and harmonic mean inequalities for positive numbers, sum of first n natural powers, and partial fraction telescoping.</w:t>
+      </w:r>
+    </w:p>
+    <w:tbl>
+      <w:tblPr>
+        <w:tblW w:type="auto" w:w="0"/>
+        <w:jc w:val="center"/>
+        <w:tblLook w:firstColumn="1" w:firstRow="1" w:lastColumn="0" w:lastRow="0" w:noHBand="0" w:noVBand="1" w:val="04A0"/>
+      </w:tblPr>
+      <w:tblGrid>
+        <w:gridCol w:w="10080"/>
+      </w:tblGrid>
+      <w:tr>
+        <w:tc>
+          <w:tcPr>
+            <w:tcW w:type="dxa" w:w="10080"/>
+            <w:shd w:fill="FFF5F5"/>
+            <w:tcMar>
+              <w:top w:w="100" w:type="dxa"/>
+              <w:bottom w:w="100" w:type="dxa"/>
+              <w:left w:w="150" w:type="dxa"/>
+              <w:right w:w="150" w:type="dxa"/>
+            </w:tcMar>
+          </w:tcPr>
+          <w:p>
+            <w:r>
+              <w:rPr>
+                <w:b/>
+                <w:color w:val="C53030"/>
+                <w:sz w:val="19"/>
+              </w:rPr>
+              <w:t xml:space="preserve">⚠️ Common Trap / JEE Pitfall: </w:t>
+            </w:r>
+            <w:r>
+              <w:rPr>
+                <w:color w:val="2D3748"/>
+                <w:sz w:val="19"/>
+              </w:rPr>
+              <w:t>AM ≥ GM equality holds IF AND ONLY IF all participating positive numbers are equal (a_1 = a_2 = ... = a_n).</w:t>
+            </w:r>
+          </w:p>
+        </w:tc>
+      </w:tr>
+    </w:tbl>
+    <w:tbl>
+      <w:tblPr>
+        <w:tblW w:type="auto" w:w="0"/>
+        <w:jc w:val="center"/>
+        <w:tblLook w:firstColumn="1" w:firstRow="1" w:lastColumn="0" w:lastRow="0" w:noHBand="0" w:noVBand="1" w:val="04A0"/>
+      </w:tblPr>
+      <w:tblGrid>
+        <w:gridCol w:w="10080"/>
+      </w:tblGrid>
+      <w:tr>
+        <w:tc>
+          <w:tcPr>
+            <w:tcW w:type="dxa" w:w="10080"/>
+            <w:shd w:fill="F0FFF4"/>
+            <w:tcMar>
+              <w:top w:w="100" w:type="dxa"/>
+              <w:bottom w:w="100" w:type="dxa"/>
+              <w:left w:w="150" w:type="dxa"/>
+              <w:right w:w="150" w:type="dxa"/>
+            </w:tcMar>
+          </w:tcPr>
+          <w:p>
+            <w:r>
+              <w:rPr>
+                <w:b/>
+                <w:color w:val="276749"/>
+                <w:sz w:val="19"/>
+              </w:rPr>
+              <w:t xml:space="preserve">💡 Speed Hack / Trick: </w:t>
+            </w:r>
+            <w:r>
+              <w:rPr>
+                <w:color w:val="2D3748"/>
+                <w:sz w:val="19"/>
+              </w:rPr>
+              <w:t>Whenever asked for the minimum value of a sum of positive terms whose product is constant (e.g. x + (1 / x)), use AM ≥ GM.</w:t>
             </w:r>
           </w:p>
         </w:tc>
@@ -494,7 +881,7 @@
         <w:rPr>
           <w:sz w:val="18"/>
         </w:rPr>
-        <w:t xml:space="preserve">"The sum of the first ten terms of an A.P. is 160 and the sum of the first two terms of a G.P. is 8 . If the first term of the A.P. is equal ..."  </w:t>
+        <w:t xml:space="preserve">"Let the sum of the first n terms of an A.P. be 3n^2+5n . Then the sum of squares of the first 10 terms of the A.P. is:..."  </w:t>
       </w:r>
       <w:r>
         <w:rPr>
@@ -502,7 +889,7 @@
           <w:color w:val="2B6CB0"/>
           <w:sz w:val="18"/>
         </w:rPr>
-        <w:t>[Ans: A]</w:t>
+        <w:t>[Ans: C]</w:t>
       </w:r>
     </w:p>
     <w:p>
@@ -515,13 +902,13 @@
           <w:b/>
           <w:sz w:val="18"/>
         </w:rPr>
-        <w:t xml:space="preserve">[2026 Morning Shift] Q#1 (MCQ): </w:t>
+        <w:t xml:space="preserve">[2026 Evening Shift] Q#1 (MCQ): </w:t>
       </w:r>
       <w:r>
         <w:rPr>
           <w:sz w:val="18"/>
         </w:rPr>
-        <w:t xml:space="preserve">"Let the sum of the first n terms of an A.P. be 3n^2+5n . Then the sum of squares of the first 10 terms of the A.P. is:..."  </w:t>
+        <w:t xml:space="preserve">"The sum \frac1^31+\frac1^3+2^31+3+\frac1^3+2^3+3^31+3+5+... up to 8 terms, is :..."  </w:t>
       </w:r>
       <w:r>
         <w:rPr>
@@ -529,7 +916,7 @@
           <w:color w:val="2B6CB0"/>
           <w:sz w:val="18"/>
         </w:rPr>
-        <w:t>[Ans: C]</w:t>
+        <w:t>[Ans: N/A]</w:t>
       </w:r>
     </w:p>
     <w:p>
@@ -662,6 +1049,129 @@
               <w:t>Solution Analysis:</w:t>
               <w:br/>
               <w:t>Let the first term of the A.P. be a and common difference be d . Then, from the question: first term of the G.P. =d common ratio of the G.P. =a Now use the given conditions one by one. 1. Sum of first 10 terms of the A.P. We know, S_(10)=(10 / 2)[2a+(10-1)d] So, 160=5(2a+9d) 2a+9d=32...(1) 2. Sum of first 2 terms of the G.P. The G.P. has first term d and common ratio a . So its first two terms are: d,da Their sum is 8 : d+da=8 d(1+a)=8...(2) 3. Express d from equation (1) From 2a+9d=32 we get 9d=32-2a d=(32-2a / 9) Substitute this in equation (2): (32-2a / 9)(1+a)=8 Multiply by 9 : (32-2a)(1+a)=72 Expand: 32+32a-2a-2a^2=72 32+30a-2a^2=72 -2a^2+30a-40=0 Divide by -2 : a^2-15a+20=0 4. Find values of a Using quadratic formula: a=\frac15 ± √(225-80)2 a=\frac15 ± √(145)2 Now we need the possible values of the first term of the G.P., which is d . 5. Find corresponding values of d From equation (1): d=(32-2a / 9) For the two values of a , the two values of d are obtained. But the question asks for the sum of all possible values of the first term of the G.P. , i.e. sum of both possible values of d . Let the two roots of the quadratic in a be a_(1) and a_(2) . Then corresponding values of d are d_(1)=\frac32-2a_(1)9,d_(2)=\frac32-2a_(2)9 So, d_(1)+d_(2)=\frac32-2a_(1)9+\frac32-2a_(2)9 d_(1)+d_(2)=\frac64-2(a_(1)+a_(2))9 For the quadratic a^2-15a+20=0 sum of roots is a_(1)+a_(2)=15 Hence, d_(1)+d_(2)=(64-2(15) / 9) d_(1)+d_(2)=(64-30 / 9)=(34 / 9) Therefore, the required sum is (34 / 9) So the correct option is A .</w:t>
+            </w:r>
+          </w:p>
+        </w:tc>
+      </w:tr>
+    </w:tbl>
+    <w:p>
+      <w:pPr>
+        <w:spacing w:after="120"/>
+      </w:pPr>
+    </w:p>
+    <w:p>
+      <w:pPr>
+        <w:spacing w:before="160" w:after="40"/>
+      </w:pPr>
+      <w:r>
+        <w:rPr>
+          <w:b/>
+          <w:color w:val="1A365D"/>
+          <w:sz w:val="22"/>
+        </w:rPr>
+        <w:t>Benchmark Problem 2: JEE Main 2026 (Online) 5th April Morning Shift (Q#1)</w:t>
+      </w:r>
+    </w:p>
+    <w:p>
+      <w:pPr>
+        <w:spacing w:after="80"/>
+      </w:pPr>
+      <w:r>
+        <w:rPr>
+          <w:sz w:val="20"/>
+        </w:rPr>
+        <w:t>Let the sum of the first n terms of an A.P. be 3n^2+5n . Then the sum of squares of the first 10 terms of the A.P. is:</w:t>
+      </w:r>
+    </w:p>
+    <w:p>
+      <w:pPr>
+        <w:pStyle w:val="ListBullet"/>
+        <w:spacing w:after="20"/>
+      </w:pPr>
+      <w:r>
+        <w:rPr>
+          <w:sz w:val="19"/>
+        </w:rPr>
+        <w:t>(A) 10220</w:t>
+      </w:r>
+    </w:p>
+    <w:p>
+      <w:pPr>
+        <w:pStyle w:val="ListBullet"/>
+        <w:spacing w:after="20"/>
+      </w:pPr>
+      <w:r>
+        <w:rPr>
+          <w:sz w:val="19"/>
+        </w:rPr>
+        <w:t>(B) 12860</w:t>
+      </w:r>
+    </w:p>
+    <w:p>
+      <w:pPr>
+        <w:pStyle w:val="ListBullet"/>
+        <w:spacing w:after="20"/>
+      </w:pPr>
+      <w:r>
+        <w:rPr>
+          <w:b/>
+          <w:color w:val="276749"/>
+          <w:sz w:val="19"/>
+        </w:rPr>
+        <w:t>(C) 15220</w:t>
+      </w:r>
+    </w:p>
+    <w:p>
+      <w:pPr>
+        <w:pStyle w:val="ListBullet"/>
+        <w:spacing w:after="20"/>
+      </w:pPr>
+      <w:r>
+        <w:rPr>
+          <w:sz w:val="19"/>
+        </w:rPr>
+        <w:t>(D) 19780</w:t>
+      </w:r>
+    </w:p>
+    <w:tbl>
+      <w:tblPr>
+        <w:tblW w:type="auto" w:w="0"/>
+        <w:jc w:val="center"/>
+        <w:tblLook w:firstColumn="1" w:firstRow="1" w:lastColumn="0" w:lastRow="0" w:noHBand="0" w:noVBand="1" w:val="04A0"/>
+      </w:tblPr>
+      <w:tblGrid>
+        <w:gridCol w:w="10080"/>
+      </w:tblGrid>
+      <w:tr>
+        <w:tc>
+          <w:tcPr>
+            <w:tcW w:type="dxa" w:w="10080"/>
+            <w:shd w:fill="F7FAFC"/>
+            <w:tcMar>
+              <w:top w:w="100" w:type="dxa"/>
+              <w:bottom w:w="100" w:type="dxa"/>
+              <w:left w:w="150" w:type="dxa"/>
+              <w:right w:w="150" w:type="dxa"/>
+            </w:tcMar>
+          </w:tcPr>
+          <w:p>
+            <w:r>
+              <w:rPr>
+                <w:b/>
+                <w:color w:val="1A365D"/>
+                <w:sz w:val="19"/>
+              </w:rPr>
+              <w:t>Correct Answer: C</w:t>
+              <w:br/>
+            </w:r>
+            <w:r>
+              <w:rPr>
+                <w:color w:val="2D3748"/>
+                <w:sz w:val="18"/>
+              </w:rPr>
+              <w:t>Solution Analysis:</w:t>
+              <w:br/>
+              <w:t>Given, S_(n)=3n^2+5n where S_(n) is the sum of the first n terms of the A.P. To get the n th term, we use a_(n)=S_(n)-S_(n-1) So, S_(n-1)=3(n-1)^2+5(n-1) =3(n^2-2n+1)+5n-5 =3n^2-6n+3+5n-5 =3n^2-n-2 Now, a_(n)=(3n^2+5n)-(3n^2-n-2) a_(n)=6n+2 So the terms of the A.P. are: 8,14,20,... Now we need the sum of squares of the first 10 terms: ∑_(10)^n=1(6n+2)^2 Expand: (6n+2)^2=36n^2+24n+4 So, ∑_(10)^n=1(6n+2)^2=36∑_(10)^n=1n^2+24∑_(10)^n=1n+4∑_(10)^n=11 Now use the standard sums: ∑_(10)^n=1n^2=(10 · 11 · 21 / 6)=385 ∑_(10)^n=1n=(10 · 11 / 2)=55 ∑_(10)^n=11=10 Substitute: 36(385)+24(55)+4(10) =13860+1320+40 =15220 So the correct answer is 15220 Option C</w:t>
             </w:r>
           </w:p>
         </w:tc>

--- a/data/exports/sequences-and-series_revision_notes.docx
+++ b/data/exports/sequences-and-series_revision_notes.docx
@@ -209,7 +209,7 @@
               <w:rPr>
                 <w:sz w:val="19"/>
               </w:rPr>
-              <w:t>24 PYQs</w:t>
+              <w:t>26 PYQs</w:t>
             </w:r>
           </w:p>
         </w:tc>
@@ -251,10 +251,10 @@
             <w:r>
               <w:rPr>
                 <w:b/>
-                <w:color w:val="2B6CB0"/>
+                <w:color w:val="718096"/>
                 <w:sz w:val="19"/>
               </w:rPr>
-              <w:t>High</w:t>
+              <w:t>Moderate</w:t>
             </w:r>
           </w:p>
         </w:tc>
@@ -296,7 +296,7 @@
               <w:rPr>
                 <w:sz w:val="19"/>
               </w:rPr>
-              <w:t>8 PYQs</w:t>
+              <w:t>6 PYQs</w:t>
             </w:r>
           </w:p>
         </w:tc>
@@ -517,7 +517,7 @@
           <w:color w:val="2B6CB0"/>
           <w:sz w:val="24"/>
         </w:rPr>
-        <w:t>3.1 Arithmetic &amp; Geometric Progressions (AP, GP, AGP) (Very High Yield — 24 PYQs)</w:t>
+        <w:t>3.1 Arithmetic &amp; Geometric Progressions (AP, GP, AGP) (Very High Yield — 26 PYQs)</w:t>
       </w:r>
     </w:p>
     <w:p>
@@ -640,6 +640,33 @@
           <w:b/>
           <w:sz w:val="18"/>
         </w:rPr>
+        <w:t xml:space="preserve">[2026 Evening Shift] Q#1 (MCQ): </w:t>
+      </w:r>
+      <w:r>
+        <w:rPr>
+          <w:sz w:val="18"/>
+        </w:rPr>
+        <w:t xml:space="preserve">"Let α=3+4+8+9+13+14+... upto 40 terms. If (tanβ)^(α / 1020) is a root of the equation $x^{2}+x-2=0,\beta \in (0,\f..."  </w:t>
+      </w:r>
+      <w:r>
+        <w:rPr>
+          <w:b/>
+          <w:color w:val="2B6CB0"/>
+          <w:sz w:val="18"/>
+        </w:rPr>
+        <w:t>[Ans: N/A]</w:t>
+      </w:r>
+    </w:p>
+    <w:p>
+      <w:pPr>
+        <w:pStyle w:val="ListBullet"/>
+        <w:spacing w:after="40"/>
+      </w:pPr>
+      <w:r>
+        <w:rPr>
+          <w:b/>
+          <w:sz w:val="18"/>
+        </w:rPr>
         <w:t xml:space="preserve">[2026 Morning Shift] Q#1 (MCQ): </w:t>
       </w:r>
       <w:r>
@@ -673,34 +700,7 @@
         <w:rPr>
           <w:sz w:val="18"/>
         </w:rPr>
-        <w:t xml:space="preserve">"Let 729,81,9,1,... be a sequence and P_(n) denote the product of the first n terms of this sequence. If $2\sum_{n=1}^{40}(P_{n})^{\f..."  </w:t>
-      </w:r>
-      <w:r>
-        <w:rPr>
-          <w:b/>
-          <w:color w:val="2B6CB0"/>
-          <w:sz w:val="18"/>
-        </w:rPr>
-        <w:t>[Ans: N/A]</w:t>
-      </w:r>
-    </w:p>
-    <w:p>
-      <w:pPr>
-        <w:pStyle w:val="ListBullet"/>
-        <w:spacing w:after="40"/>
-      </w:pPr>
-      <w:r>
-        <w:rPr>
-          <w:b/>
-          <w:sz w:val="18"/>
-        </w:rPr>
-        <w:t xml:space="preserve">[2026 Evening Shift] Q#2 (MCQ): </w:t>
-      </w:r>
-      <w:r>
-        <w:rPr>
-          <w:sz w:val="18"/>
-        </w:rPr>
-        <w:t xml:space="preserve">"Consider the quadratic equation (n^2-2n+2)x^2-3x+(n^2-2n+2)^2=0,n ∈ R . Let α be the minimum value of the product of its ..."  </w:t>
+        <w:t xml:space="preserve">"Let the sum of the first n terms of an A.P. be 3n^2+5n . Then the sum of squares of the first 10 terms of the A.P. is:..."  </w:t>
       </w:r>
       <w:r>
         <w:rPr>
@@ -725,7 +725,7 @@
           <w:color w:val="2B6CB0"/>
           <w:sz w:val="24"/>
         </w:rPr>
-        <w:t>3.2 AM-GM-HM Inequality &amp; Telescoping Series (High Yield — 8 PYQs)</w:t>
+        <w:t>3.2 AM-GM-HM Inequality &amp; Telescoping Series (Moderate Yield — 6 PYQs)</w:t>
       </w:r>
     </w:p>
     <w:p>
@@ -848,13 +848,13 @@
           <w:b/>
           <w:sz w:val="18"/>
         </w:rPr>
-        <w:t xml:space="preserve">[2026 Evening Shift] Q#1 (MCQ): </w:t>
+        <w:t xml:space="preserve">[2026 Evening Shift] Q#3 (MCQ): </w:t>
       </w:r>
       <w:r>
         <w:rPr>
           <w:sz w:val="18"/>
         </w:rPr>
-        <w:t xml:space="preserve">"Let α=3+4+8+9+13+14+... upto 40 terms. If (tanβ)^(α / 1020) is a root of the equation $x^{2}+x-2=0,\beta \in (0,\f..."  </w:t>
+        <w:t xml:space="preserve">"The sum 1+(1 / 2)(1^2+2^2)+(1 / 3)(1^2+2^2+3^2)+... upto 10 terms is equal to :..."  </w:t>
       </w:r>
       <w:r>
         <w:rPr>
@@ -875,13 +875,13 @@
           <w:b/>
           <w:sz w:val="18"/>
         </w:rPr>
-        <w:t xml:space="preserve">[2026 Morning Shift] Q#1 (MCQ): </w:t>
+        <w:t xml:space="preserve">[2026 Evening Shift] Q#3 (MCQ): </w:t>
       </w:r>
       <w:r>
         <w:rPr>
           <w:sz w:val="18"/>
         </w:rPr>
-        <w:t xml:space="preserve">"Let the sum of the first n terms of an A.P. be 3n^2+5n . Then the sum of squares of the first 10 terms of the A.P. is:..."  </w:t>
+        <w:t xml:space="preserve">"If the sum of the first 10 terms of the series $\frac{1}{1+1^{4} \times 4}+\frac{2}{1+2^{4} \times 4}+\frac{3}{1+3^{4} \times 4}+\frac{4}{1+..."  </w:t>
       </w:r>
       <w:r>
         <w:rPr>
@@ -902,13 +902,13 @@
           <w:b/>
           <w:sz w:val="18"/>
         </w:rPr>
-        <w:t xml:space="preserve">[2026 Evening Shift] Q#1 (MCQ): </w:t>
+        <w:t xml:space="preserve">[2026 Morning Shift] Q#3 (MCQ): </w:t>
       </w:r>
       <w:r>
         <w:rPr>
           <w:sz w:val="18"/>
         </w:rPr>
-        <w:t xml:space="preserve">"The sum \frac1^31+\frac1^3+2^31+3+\frac1^3+2^3+3^31+3+5+... up to 8 terms, is :..."  </w:t>
+        <w:t xml:space="preserve">"Let a_(1),a_(2),a_(3),... be a G.P. of increasing positive terms such that a_(2) · a_(3) · a_(4)=64 and $a_{1}+a_{3}+a_{5}=\fr..."  </w:t>
       </w:r>
       <w:r>
         <w:rPr>
@@ -1069,7 +1069,7 @@
           <w:color w:val="1A365D"/>
           <w:sz w:val="22"/>
         </w:rPr>
-        <w:t>Benchmark Problem 2: JEE Main 2026 (Online) 5th April Morning Shift (Q#1)</w:t>
+        <w:t>Benchmark Problem 2: JEE Main 2026 (Online) 5th April Evening Shift (Q#3)</w:t>
       </w:r>
     </w:p>
     <w:p>
@@ -1080,7 +1080,7 @@
         <w:rPr>
           <w:sz w:val="20"/>
         </w:rPr>
-        <w:t>Let the sum of the first n terms of an A.P. be 3n^2+5n . Then the sum of squares of the first 10 terms of the A.P. is:</w:t>
+        <w:t>If the sum of the first 10 terms of the series \frac11+1^4 × 4+\frac21+2^4 × 4+\frac31+3^4 × 4+\frac41+4^4 × 4+...... . is (m / n),gcd(m,n)=1 , then m+n is equal to :</w:t>
       </w:r>
     </w:p>
     <w:p>
@@ -1092,7 +1092,7 @@
         <w:rPr>
           <w:sz w:val="19"/>
         </w:rPr>
-        <w:t>(A) 10220</w:t>
+        <w:t>(A) 256</w:t>
       </w:r>
     </w:p>
     <w:p>
@@ -1104,7 +1104,7 @@
         <w:rPr>
           <w:sz w:val="19"/>
         </w:rPr>
-        <w:t>(B) 12860</w:t>
+        <w:t>(B) 264</w:t>
       </w:r>
     </w:p>
     <w:p>
@@ -1118,7 +1118,7 @@
           <w:color w:val="276749"/>
           <w:sz w:val="19"/>
         </w:rPr>
-        <w:t>(C) 15220</w:t>
+        <w:t>(C) 276</w:t>
       </w:r>
     </w:p>
     <w:p>
@@ -1130,7 +1130,7 @@
         <w:rPr>
           <w:sz w:val="19"/>
         </w:rPr>
-        <w:t>(D) 19780</w:t>
+        <w:t>(D) 284</w:t>
       </w:r>
     </w:p>
     <w:tbl>
@@ -1171,7 +1171,7 @@
               </w:rPr>
               <w:t>Solution Analysis:</w:t>
               <w:br/>
-              <w:t>Given, S_(n)=3n^2+5n where S_(n) is the sum of the first n terms of the A.P. To get the n th term, we use a_(n)=S_(n)-S_(n-1) So, S_(n-1)=3(n-1)^2+5(n-1) =3(n^2-2n+1)+5n-5 =3n^2-6n+3+5n-5 =3n^2-n-2 Now, a_(n)=(3n^2+5n)-(3n^2-n-2) a_(n)=6n+2 So the terms of the A.P. are: 8,14,20,... Now we need the sum of squares of the first 10 terms: ∑_(10)^n=1(6n+2)^2 Expand: (6n+2)^2=36n^2+24n+4 So, ∑_(10)^n=1(6n+2)^2=36∑_(10)^n=1n^2+24∑_(10)^n=1n+4∑_(10)^n=11 Now use the standard sums: ∑_(10)^n=1n^2=(10 · 11 · 21 / 6)=385 ∑_(10)^n=1n=(10 · 11 / 2)=55 ∑_(10)^n=11=10 Substitute: 36(385)+24(55)+4(10) =13860+1320+40 =15220 So the correct answer is 15220 Option C</w:t>
+              <w:t>The given series is \frac11+4 · 1^4+\frac21+4 · 2^4+\frac31+4 · 3^4+· s So the general term is \fracr1+4r^4 We need the sum of the first 10 terms: S_(10)=∑_(10)^r=1\fracr1+4r^4 Now factor the denominator: 1+4r^4=(2r^2-2r+1)(2r^2+2r+1) So, \fracr1+4r^4=\fracr(2r^2-2r+1)(2r^2+2r+1) We now try to split it: \fracr(2r^2-2r+1)(2r^2+2r+1)=(1 / 4)(\frac12r^2-2r+1-\frac12r^2+2r+1) Check: (1 / 4)(\frac12r^2-2r+1-\frac12r^2+2r+1) Taking LCM, =(1 / 4) · \frac(2r^2+2r+1)-(2r^2-2r+1)(2r^2-2r+1)(2r^2+2r+1) =(1 / 4) · \frac4r(2r^2-2r+1)(2r^2+2r+1) =\fracr(2r^2-2r+1)(2r^2+2r+1) Correct. Also note that 2r^2+2r+1=2(r+1)^2-2(r+1)+1 So if we define a_(r)=2r^2-2r+1 then 2r^2+2r+1=a_(r+1) Hence, \fracr1+4r^4=(1 / 4)(\frac1a_(r)-\frac1a_(r+1)) Therefore, S_(10)=(1 / 4)∑_(10)^r=1(\frac1a_(r)-\frac1a_(r+1)) This is a telescoping series: S_(10)=(1 / 4)(\frac1a_(1)-\frac1a_(11)) Now compute: a_(1)=2(1)^2-2(1)+1=1 and a_(11)=2(11)^2-2(11)+1=242-22+1=221 So, S_(10)=(1 / 4)(1-(1 / 221)) =(1 / 4) · (220 / 221) =(55 / 221) Thus, m=55,n=221 So, m+n=55+221=276 Hence, the correct answer is: 276 So, Option C is correct.</w:t>
             </w:r>
           </w:p>
         </w:tc>
